--- a/registry/jobs/2026-08-29_144042_queryo-advance-srl_php-developer-fullstack/application/CV_ValentinNikolaev_queryoadvance_PHPDeveloperFullstack.docx
+++ b/registry/jobs/2026-08-29_144042_queryo-advance-srl_php-developer-fullstack/application/CV_ValentinNikolaev_queryoadvance_PHPDeveloperFullstack.docx
@@ -36,7 +36,7 @@
           <w:szCs w:val="24"/>
           <w:rtl w:val="false"/>
         </w:rPr>
-        <w:t xml:space="preserve">PHP Developer Fullstack</w:t>
+        <w:t xml:space="preserve">PHP Developer Fullstack — Backend Focus</w:t>
       </w:r>
     </w:p>
     <w:p>
@@ -55,7 +55,7 @@
         </w:rPr>
         <w:t xml:space="preserve">Rome, Italy | </w:t>
       </w:r>
-      <w:hyperlink w:history="1" r:id="rIdm4ubkvfdoxm6fhu1bogmr">
+      <w:hyperlink w:history="1" r:id="rIdgdr42j7hoayqryjpcya1m">
         <w:r>
           <w:rPr>
             <w:rFonts w:ascii="Aptos" w:cs="Aptos" w:eastAsia="Aptos" w:hAnsi="Aptos"/>
@@ -76,8 +76,55 @@
           <w:szCs w:val="24"/>
           <w:rtl w:val="false"/>
         </w:rPr>
-        <w:t xml:space="preserve"> | +39 351 370 1194 | LinkedIn | GitHub</w:t>
-      </w:r>
+        <w:t xml:space="preserve"> | +39 351 370 1194</w:t>
+      </w:r>
+      <w:r>
+        <w:rPr>
+          <w:rFonts w:ascii="Aptos" w:cs="Aptos" w:eastAsia="Aptos" w:hAnsi="Aptos"/>
+          <w:color w:val="000000"/>
+          <w:sz w:val="24"/>
+          <w:szCs w:val="24"/>
+          <w:rtl w:val="false"/>
+        </w:rPr>
+        <w:t xml:space="preserve">
+</w:t>
+      </w:r>
+      <w:hyperlink w:history="1" r:id="rId5mzovfk7k_orgzvgmxnv3">
+        <w:r>
+          <w:rPr>
+            <w:rFonts w:ascii="Aptos" w:cs="Aptos" w:eastAsia="Aptos" w:hAnsi="Aptos"/>
+            <w:color w:val="0000FF"/>
+            <w:sz w:val="24"/>
+            <w:szCs w:val="24"/>
+            <w:u w:val="single"/>
+            <w:rtl w:val="false"/>
+          </w:rPr>
+          <w:t xml:space="preserve">https://linkedin.com/in/valentinnikolaev</w:t>
+        </w:r>
+      </w:hyperlink>
+      <w:r>
+        <w:rPr>
+          <w:rFonts w:ascii="Aptos" w:cs="Aptos" w:eastAsia="Aptos" w:hAnsi="Aptos"/>
+          <w:color w:val="000000"/>
+          <w:sz w:val="24"/>
+          <w:szCs w:val="24"/>
+          <w:rtl w:val="false"/>
+        </w:rPr>
+        <w:t xml:space="preserve"> | </w:t>
+      </w:r>
+      <w:hyperlink w:history="1" r:id="rIdgz7ehchqlhavhg8u8jdg3">
+        <w:r>
+          <w:rPr>
+            <w:rFonts w:ascii="Aptos" w:cs="Aptos" w:eastAsia="Aptos" w:hAnsi="Aptos"/>
+            <w:color w:val="0000FF"/>
+            <w:sz w:val="24"/>
+            <w:szCs w:val="24"/>
+            <w:u w:val="single"/>
+            <w:rtl w:val="false"/>
+          </w:rPr>
+          <w:t xml:space="preserve">https://github.com/ValentinNikolaev</w:t>
+        </w:r>
+      </w:hyperlink>
     </w:p>
     <w:p>
       <w:pPr>
@@ -113,7 +160,7 @@
           <w:szCs w:val="24"/>
           <w:rtl w:val="false"/>
         </w:rPr>
-        <w:t xml:space="preserve">Backend engineer with 15+ years in PHP and Go web products, APIs, databases, and production delivery.</w:t>
+        <w:t xml:space="preserve">Backend engineer and technical lead with 15+ years of production experience in PHP and Go. I build maintainable APIs, integrations, event-driven services, and operationally reliable platforms using Laravel, Symfony, SQL databases, AWS, Kubernetes, and CI/CD tooling. Across product and platform teams, I translate ambiguous requirements into maintainable backend changes, diagnose production bottlenecks, and support releases through observability and CI/CD. For Queryo's PHP Developer Fullstack opening, I offer strong PHP ownership and clear collaboration across the wider delivery team.</w:t>
       </w:r>
     </w:p>
     <w:p>
@@ -138,6 +185,886 @@
     </w:p>
     <w:p>
       <w:pPr>
+        <w:pStyle w:val="ListParagraph"/>
+        <w:numPr>
+          <w:ilvl w:val="0"/>
+          <w:numId w:val="1"/>
+        </w:numPr>
+        <w:bidi w:val="false"/>
+        <w:spacing w:after="60" w:before="60"/>
+      </w:pPr>
+      <w:r>
+        <w:rPr>
+          <w:rFonts w:ascii="Aptos" w:cs="Aptos" w:eastAsia="Aptos" w:hAnsi="Aptos"/>
+          <w:color w:val="000000"/>
+          <w:sz w:val="24"/>
+          <w:szCs w:val="24"/>
+          <w:rtl w:val="false"/>
+        </w:rPr>
+        <w:t xml:space="preserve">PHP</w:t>
+      </w:r>
+    </w:p>
+    <w:p>
+      <w:pPr>
+        <w:pStyle w:val="ListParagraph"/>
+        <w:numPr>
+          <w:ilvl w:val="0"/>
+          <w:numId w:val="1"/>
+        </w:numPr>
+        <w:bidi w:val="false"/>
+        <w:spacing w:after="60" w:before="60"/>
+      </w:pPr>
+      <w:r>
+        <w:rPr>
+          <w:rFonts w:ascii="Aptos" w:cs="Aptos" w:eastAsia="Aptos" w:hAnsi="Aptos"/>
+          <w:color w:val="000000"/>
+          <w:sz w:val="24"/>
+          <w:szCs w:val="24"/>
+          <w:rtl w:val="false"/>
+        </w:rPr>
+        <w:t xml:space="preserve">Laravel</w:t>
+      </w:r>
+    </w:p>
+    <w:p>
+      <w:pPr>
+        <w:pStyle w:val="ListParagraph"/>
+        <w:numPr>
+          <w:ilvl w:val="0"/>
+          <w:numId w:val="1"/>
+        </w:numPr>
+        <w:bidi w:val="false"/>
+        <w:spacing w:after="60" w:before="60"/>
+      </w:pPr>
+      <w:r>
+        <w:rPr>
+          <w:rFonts w:ascii="Aptos" w:cs="Aptos" w:eastAsia="Aptos" w:hAnsi="Aptos"/>
+          <w:color w:val="000000"/>
+          <w:sz w:val="24"/>
+          <w:szCs w:val="24"/>
+          <w:rtl w:val="false"/>
+        </w:rPr>
+        <w:t xml:space="preserve">Symfony</w:t>
+      </w:r>
+    </w:p>
+    <w:p>
+      <w:pPr>
+        <w:pStyle w:val="ListParagraph"/>
+        <w:numPr>
+          <w:ilvl w:val="0"/>
+          <w:numId w:val="1"/>
+        </w:numPr>
+        <w:bidi w:val="false"/>
+        <w:spacing w:after="60" w:before="60"/>
+      </w:pPr>
+      <w:r>
+        <w:rPr>
+          <w:rFonts w:ascii="Aptos" w:cs="Aptos" w:eastAsia="Aptos" w:hAnsi="Aptos"/>
+          <w:color w:val="000000"/>
+          <w:sz w:val="24"/>
+          <w:szCs w:val="24"/>
+          <w:rtl w:val="false"/>
+        </w:rPr>
+        <w:t xml:space="preserve">Go</w:t>
+      </w:r>
+    </w:p>
+    <w:p>
+      <w:pPr>
+        <w:pStyle w:val="ListParagraph"/>
+        <w:numPr>
+          <w:ilvl w:val="0"/>
+          <w:numId w:val="1"/>
+        </w:numPr>
+        <w:bidi w:val="false"/>
+        <w:spacing w:after="60" w:before="60"/>
+      </w:pPr>
+      <w:r>
+        <w:rPr>
+          <w:rFonts w:ascii="Aptos" w:cs="Aptos" w:eastAsia="Aptos" w:hAnsi="Aptos"/>
+          <w:color w:val="000000"/>
+          <w:sz w:val="24"/>
+          <w:szCs w:val="24"/>
+          <w:rtl w:val="false"/>
+        </w:rPr>
+        <w:t xml:space="preserve">REST APIs</w:t>
+      </w:r>
+    </w:p>
+    <w:p>
+      <w:pPr>
+        <w:pStyle w:val="ListParagraph"/>
+        <w:numPr>
+          <w:ilvl w:val="0"/>
+          <w:numId w:val="1"/>
+        </w:numPr>
+        <w:bidi w:val="false"/>
+        <w:spacing w:after="60" w:before="60"/>
+      </w:pPr>
+      <w:r>
+        <w:rPr>
+          <w:rFonts w:ascii="Aptos" w:cs="Aptos" w:eastAsia="Aptos" w:hAnsi="Aptos"/>
+          <w:color w:val="000000"/>
+          <w:sz w:val="24"/>
+          <w:szCs w:val="24"/>
+          <w:rtl w:val="false"/>
+        </w:rPr>
+        <w:t xml:space="preserve">MySQL</w:t>
+      </w:r>
+    </w:p>
+    <w:p>
+      <w:pPr>
+        <w:pStyle w:val="ListParagraph"/>
+        <w:numPr>
+          <w:ilvl w:val="0"/>
+          <w:numId w:val="1"/>
+        </w:numPr>
+        <w:bidi w:val="false"/>
+        <w:spacing w:after="60" w:before="60"/>
+      </w:pPr>
+      <w:r>
+        <w:rPr>
+          <w:rFonts w:ascii="Aptos" w:cs="Aptos" w:eastAsia="Aptos" w:hAnsi="Aptos"/>
+          <w:color w:val="000000"/>
+          <w:sz w:val="24"/>
+          <w:szCs w:val="24"/>
+          <w:rtl w:val="false"/>
+        </w:rPr>
+        <w:t xml:space="preserve">PostgreSQL</w:t>
+      </w:r>
+    </w:p>
+    <w:p>
+      <w:pPr>
+        <w:pStyle w:val="ListParagraph"/>
+        <w:numPr>
+          <w:ilvl w:val="0"/>
+          <w:numId w:val="1"/>
+        </w:numPr>
+        <w:bidi w:val="false"/>
+        <w:spacing w:after="60" w:before="60"/>
+      </w:pPr>
+      <w:r>
+        <w:rPr>
+          <w:rFonts w:ascii="Aptos" w:cs="Aptos" w:eastAsia="Aptos" w:hAnsi="Aptos"/>
+          <w:color w:val="000000"/>
+          <w:sz w:val="24"/>
+          <w:szCs w:val="24"/>
+          <w:rtl w:val="false"/>
+        </w:rPr>
+        <w:t xml:space="preserve">AWS</w:t>
+      </w:r>
+    </w:p>
+    <w:p>
+      <w:pPr>
+        <w:pStyle w:val="ListParagraph"/>
+        <w:numPr>
+          <w:ilvl w:val="0"/>
+          <w:numId w:val="1"/>
+        </w:numPr>
+        <w:bidi w:val="false"/>
+        <w:spacing w:after="60" w:before="60"/>
+      </w:pPr>
+      <w:r>
+        <w:rPr>
+          <w:rFonts w:ascii="Aptos" w:cs="Aptos" w:eastAsia="Aptos" w:hAnsi="Aptos"/>
+          <w:color w:val="000000"/>
+          <w:sz w:val="24"/>
+          <w:szCs w:val="24"/>
+          <w:rtl w:val="false"/>
+        </w:rPr>
+        <w:t xml:space="preserve">Kubernetes</w:t>
+      </w:r>
+    </w:p>
+    <w:p>
+      <w:pPr>
+        <w:pStyle w:val="ListParagraph"/>
+        <w:numPr>
+          <w:ilvl w:val="0"/>
+          <w:numId w:val="1"/>
+        </w:numPr>
+        <w:bidi w:val="false"/>
+        <w:spacing w:after="60" w:before="60"/>
+      </w:pPr>
+      <w:r>
+        <w:rPr>
+          <w:rFonts w:ascii="Aptos" w:cs="Aptos" w:eastAsia="Aptos" w:hAnsi="Aptos"/>
+          <w:color w:val="000000"/>
+          <w:sz w:val="24"/>
+          <w:szCs w:val="24"/>
+          <w:rtl w:val="false"/>
+        </w:rPr>
+        <w:t xml:space="preserve">RabbitMQ</w:t>
+      </w:r>
+    </w:p>
+    <w:p>
+      <w:pPr>
+        <w:pStyle w:val="ListParagraph"/>
+        <w:numPr>
+          <w:ilvl w:val="0"/>
+          <w:numId w:val="1"/>
+        </w:numPr>
+        <w:bidi w:val="false"/>
+        <w:spacing w:after="60" w:before="60"/>
+      </w:pPr>
+      <w:r>
+        <w:rPr>
+          <w:rFonts w:ascii="Aptos" w:cs="Aptos" w:eastAsia="Aptos" w:hAnsi="Aptos"/>
+          <w:color w:val="000000"/>
+          <w:sz w:val="24"/>
+          <w:szCs w:val="24"/>
+          <w:rtl w:val="false"/>
+        </w:rPr>
+        <w:t xml:space="preserve">CI/CD</w:t>
+      </w:r>
+    </w:p>
+    <w:p>
+      <w:pPr>
+        <w:pStyle w:val="ListParagraph"/>
+        <w:numPr>
+          <w:ilvl w:val="0"/>
+          <w:numId w:val="1"/>
+        </w:numPr>
+        <w:bidi w:val="false"/>
+        <w:spacing w:after="60" w:before="60"/>
+      </w:pPr>
+      <w:r>
+        <w:rPr>
+          <w:rFonts w:ascii="Aptos" w:cs="Aptos" w:eastAsia="Aptos" w:hAnsi="Aptos"/>
+          <w:color w:val="000000"/>
+          <w:sz w:val="24"/>
+          <w:szCs w:val="24"/>
+          <w:rtl w:val="false"/>
+        </w:rPr>
+        <w:t xml:space="preserve">GitHub Actions</w:t>
+      </w:r>
+    </w:p>
+    <w:p>
+      <w:pPr>
+        <w:pStyle w:val="ListParagraph"/>
+        <w:numPr>
+          <w:ilvl w:val="0"/>
+          <w:numId w:val="1"/>
+        </w:numPr>
+        <w:bidi w:val="false"/>
+        <w:spacing w:after="60" w:before="60"/>
+      </w:pPr>
+      <w:r>
+        <w:rPr>
+          <w:rFonts w:ascii="Aptos" w:cs="Aptos" w:eastAsia="Aptos" w:hAnsi="Aptos"/>
+          <w:color w:val="000000"/>
+          <w:sz w:val="24"/>
+          <w:szCs w:val="24"/>
+          <w:rtl w:val="false"/>
+        </w:rPr>
+        <w:t xml:space="preserve">ArgoCD</w:t>
+      </w:r>
+    </w:p>
+    <w:p>
+      <w:pPr>
+        <w:pStyle w:val="ListParagraph"/>
+        <w:numPr>
+          <w:ilvl w:val="0"/>
+          <w:numId w:val="1"/>
+        </w:numPr>
+        <w:bidi w:val="false"/>
+        <w:spacing w:after="60" w:before="60"/>
+      </w:pPr>
+      <w:r>
+        <w:rPr>
+          <w:rFonts w:ascii="Aptos" w:cs="Aptos" w:eastAsia="Aptos" w:hAnsi="Aptos"/>
+          <w:color w:val="000000"/>
+          <w:sz w:val="24"/>
+          <w:szCs w:val="24"/>
+          <w:rtl w:val="false"/>
+        </w:rPr>
+        <w:t xml:space="preserve">Helm</w:t>
+      </w:r>
+    </w:p>
+    <w:p>
+      <w:pPr>
+        <w:pStyle w:val="ListParagraph"/>
+        <w:numPr>
+          <w:ilvl w:val="0"/>
+          <w:numId w:val="1"/>
+        </w:numPr>
+        <w:bidi w:val="false"/>
+        <w:spacing w:after="60" w:before="60"/>
+      </w:pPr>
+      <w:r>
+        <w:rPr>
+          <w:rFonts w:ascii="Aptos" w:cs="Aptos" w:eastAsia="Aptos" w:hAnsi="Aptos"/>
+          <w:color w:val="000000"/>
+          <w:sz w:val="24"/>
+          <w:szCs w:val="24"/>
+          <w:rtl w:val="false"/>
+        </w:rPr>
+        <w:t xml:space="preserve">Prometheus</w:t>
+      </w:r>
+    </w:p>
+    <w:p>
+      <w:pPr>
+        <w:pStyle w:val="2"/>
+        <w:pStyle w:val="Heading2"/>
+        <w:bidi w:val="false"/>
+        <w:spacing w:after="120" w:before="240"/>
+      </w:pPr>
+      <w:bookmarkStart w:name="_Toc_Experience_4" w:id="1"/>
+      <w:r>
+        <w:rPr>
+          <w:rFonts w:ascii="Aptos" w:cs="Aptos" w:eastAsia="Aptos" w:hAnsi="Aptos"/>
+          <w:color w:val="000000"/>
+          <w:sz w:val="28"/>
+          <w:szCs w:val="28"/>
+          <w:rtl w:val="false"/>
+        </w:rPr>
+        <w:t xml:space="preserve">Experience</w:t>
+      </w:r>
+      <w:bookmarkEnd w:id="1"/>
+    </w:p>
+    <w:p>
+      <w:pPr>
+        <w:pStyle w:val="3"/>
+        <w:pStyle w:val="Heading3"/>
+        <w:bidi w:val="false"/>
+        <w:spacing w:after="120" w:before="240"/>
+      </w:pPr>
+      <w:bookmarkStart w:name="_Toc_Simplelife_Software_Developer_November_2_5" w:id="1"/>
+      <w:r>
+        <w:rPr>
+          <w:rFonts w:ascii="Aptos" w:cs="Aptos" w:eastAsia="Aptos" w:hAnsi="Aptos"/>
+          <w:color w:val="000000"/>
+          <w:sz w:val="24"/>
+          <w:szCs w:val="24"/>
+          <w:rtl w:val="false"/>
+        </w:rPr>
+        <w:t xml:space="preserve">Simple.life — Software Developer | November 2023 – July 2026</w:t>
+      </w:r>
+      <w:bookmarkEnd w:id="1"/>
+    </w:p>
+    <w:p>
+      <w:pPr>
+        <w:pStyle w:val="ListParagraph"/>
+        <w:numPr>
+          <w:ilvl w:val="0"/>
+          <w:numId w:val="1"/>
+        </w:numPr>
+        <w:bidi w:val="false"/>
+        <w:spacing w:after="60" w:before="60"/>
+      </w:pPr>
+      <w:r>
+        <w:rPr>
+          <w:rFonts w:ascii="Aptos" w:cs="Aptos" w:eastAsia="Aptos" w:hAnsi="Aptos"/>
+          <w:color w:val="000000"/>
+          <w:sz w:val="24"/>
+          <w:szCs w:val="24"/>
+          <w:rtl w:val="false"/>
+        </w:rPr>
+        <w:t xml:space="preserve">Designed and owned a Go support-automation platform connecting Zendesk, Intercom, and internal services.</w:t>
+      </w:r>
+    </w:p>
+    <w:p>
+      <w:pPr>
+        <w:pStyle w:val="ListParagraph"/>
+        <w:numPr>
+          <w:ilvl w:val="0"/>
+          <w:numId w:val="1"/>
+        </w:numPr>
+        <w:bidi w:val="false"/>
+        <w:spacing w:after="60" w:before="60"/>
+      </w:pPr>
+      <w:r>
+        <w:rPr>
+          <w:rFonts w:ascii="Aptos" w:cs="Aptos" w:eastAsia="Aptos" w:hAnsi="Aptos"/>
+          <w:color w:val="000000"/>
+          <w:sz w:val="24"/>
+          <w:szCs w:val="24"/>
+          <w:rtl w:val="false"/>
+        </w:rPr>
+        <w:t xml:space="preserve">Built API orchestration for ticket routing, classification, and lifecycle tracking across support systems.</w:t>
+      </w:r>
+    </w:p>
+    <w:p>
+      <w:pPr>
+        <w:pStyle w:val="ListParagraph"/>
+        <w:numPr>
+          <w:ilvl w:val="0"/>
+          <w:numId w:val="1"/>
+        </w:numPr>
+        <w:bidi w:val="false"/>
+        <w:spacing w:after="60" w:before="60"/>
+      </w:pPr>
+      <w:r>
+        <w:rPr>
+          <w:rFonts w:ascii="Aptos" w:cs="Aptos" w:eastAsia="Aptos" w:hAnsi="Aptos"/>
+          <w:color w:val="000000"/>
+          <w:sz w:val="24"/>
+          <w:szCs w:val="24"/>
+          <w:rtl w:val="false"/>
+        </w:rPr>
+        <w:t xml:space="preserve">Integrated auto-triage flows that automated or deflected up to 30% of inbound tickets.</w:t>
+      </w:r>
+    </w:p>
+    <w:p>
+      <w:pPr>
+        <w:pStyle w:val="ListParagraph"/>
+        <w:numPr>
+          <w:ilvl w:val="0"/>
+          <w:numId w:val="1"/>
+        </w:numPr>
+        <w:bidi w:val="false"/>
+        <w:spacing w:after="60" w:before="60"/>
+      </w:pPr>
+      <w:r>
+        <w:rPr>
+          <w:rFonts w:ascii="Aptos" w:cs="Aptos" w:eastAsia="Aptos" w:hAnsi="Aptos"/>
+          <w:color w:val="000000"/>
+          <w:sz w:val="24"/>
+          <w:szCs w:val="24"/>
+          <w:rtl w:val="false"/>
+        </w:rPr>
+        <w:t xml:space="preserve">Migrated critical Zendesk flows to Intercom's real-time engine, improving first-response time by 35% and resolution rate by 28%.</w:t>
+      </w:r>
+    </w:p>
+    <w:p>
+      <w:pPr>
+        <w:pStyle w:val="ListParagraph"/>
+        <w:numPr>
+          <w:ilvl w:val="0"/>
+          <w:numId w:val="1"/>
+        </w:numPr>
+        <w:bidi w:val="false"/>
+        <w:spacing w:after="60" w:before="60"/>
+      </w:pPr>
+      <w:r>
+        <w:rPr>
+          <w:rFonts w:ascii="Aptos" w:cs="Aptos" w:eastAsia="Aptos" w:hAnsi="Aptos"/>
+          <w:color w:val="000000"/>
+          <w:sz w:val="24"/>
+          <w:szCs w:val="24"/>
+          <w:rtl w:val="false"/>
+        </w:rPr>
+        <w:t xml:space="preserve">Built message-delivery pipelines with fallback logic, retries, and monitoring, reducing incident-related disruptions by over 50%.
+Technologies: Go, REST APIs, Zendesk, Intercom, monitoring.</w:t>
+      </w:r>
+    </w:p>
+    <w:p>
+      <w:pPr>
+        <w:pStyle w:val="3"/>
+        <w:pStyle w:val="Heading3"/>
+        <w:bidi w:val="false"/>
+        <w:spacing w:after="120" w:before="240"/>
+      </w:pPr>
+      <w:bookmarkStart w:name="_Toc_CRURATED_PHP_Software_Developer_concurre_6" w:id="1"/>
+      <w:r>
+        <w:rPr>
+          <w:rFonts w:ascii="Aptos" w:cs="Aptos" w:eastAsia="Aptos" w:hAnsi="Aptos"/>
+          <w:color w:val="000000"/>
+          <w:sz w:val="24"/>
+          <w:szCs w:val="24"/>
+          <w:rtl w:val="false"/>
+        </w:rPr>
+        <w:t xml:space="preserve">CRURATED — PHP Software Developer, concurrent part-time subcontract | August 2024 – January 2026</w:t>
+      </w:r>
+      <w:bookmarkEnd w:id="1"/>
+    </w:p>
+    <w:p>
+      <w:pPr>
+        <w:pStyle w:val="ListParagraph"/>
+        <w:numPr>
+          <w:ilvl w:val="0"/>
+          <w:numId w:val="1"/>
+        </w:numPr>
+        <w:bidi w:val="false"/>
+        <w:spacing w:after="60" w:before="60"/>
+      </w:pPr>
+      <w:r>
+        <w:rPr>
+          <w:rFonts w:ascii="Aptos" w:cs="Aptos" w:eastAsia="Aptos" w:hAnsi="Aptos"/>
+          <w:color w:val="000000"/>
+          <w:sz w:val="24"/>
+          <w:szCs w:val="24"/>
+          <w:rtl w:val="false"/>
+        </w:rPr>
+        <w:t xml:space="preserve">Architected event analytics infrastructure using queues and EventBridge, raising DataLake throughput by over 10x.</w:t>
+      </w:r>
+    </w:p>
+    <w:p>
+      <w:pPr>
+        <w:pStyle w:val="ListParagraph"/>
+        <w:numPr>
+          <w:ilvl w:val="0"/>
+          <w:numId w:val="1"/>
+        </w:numPr>
+        <w:bidi w:val="false"/>
+        <w:spacing w:after="60" w:before="60"/>
+      </w:pPr>
+      <w:r>
+        <w:rPr>
+          <w:rFonts w:ascii="Aptos" w:cs="Aptos" w:eastAsia="Aptos" w:hAnsi="Aptos"/>
+          <w:color w:val="000000"/>
+          <w:sz w:val="24"/>
+          <w:szCs w:val="24"/>
+          <w:rtl w:val="false"/>
+        </w:rPr>
+        <w:t xml:space="preserve">Defined versioned event schemas that shortened delivery of new analytics streams from several days to under four hours.</w:t>
+      </w:r>
+    </w:p>
+    <w:p>
+      <w:pPr>
+        <w:pStyle w:val="ListParagraph"/>
+        <w:numPr>
+          <w:ilvl w:val="0"/>
+          <w:numId w:val="1"/>
+        </w:numPr>
+        <w:bidi w:val="false"/>
+        <w:spacing w:after="60" w:before="60"/>
+      </w:pPr>
+      <w:r>
+        <w:rPr>
+          <w:rFonts w:ascii="Aptos" w:cs="Aptos" w:eastAsia="Aptos" w:hAnsi="Aptos"/>
+          <w:color w:val="000000"/>
+          <w:sz w:val="24"/>
+          <w:szCs w:val="24"/>
+          <w:rtl w:val="false"/>
+        </w:rPr>
+        <w:t xml:space="preserve">Implemented routing to webhook and S3 downstreams with backpressure handling, retries, and observability.
+Technologies: PHP, AWS EventBridge, queues, webhooks, S3, observability.</w:t>
+      </w:r>
+    </w:p>
+    <w:p>
+      <w:pPr>
+        <w:pStyle w:val="3"/>
+        <w:pStyle w:val="Heading3"/>
+        <w:bidi w:val="false"/>
+        <w:spacing w:after="120" w:before="240"/>
+      </w:pPr>
+      <w:bookmarkStart w:name="_Toc_airSlate_Senior_Software_Developer_Techn_7" w:id="1"/>
+      <w:r>
+        <w:rPr>
+          <w:rFonts w:ascii="Aptos" w:cs="Aptos" w:eastAsia="Aptos" w:hAnsi="Aptos"/>
+          <w:color w:val="000000"/>
+          <w:sz w:val="24"/>
+          <w:szCs w:val="24"/>
+          <w:rtl w:val="false"/>
+        </w:rPr>
+        <w:t xml:space="preserve">airSlate — Senior Software Developer / Technical Lead | February 2021 – August 2023</w:t>
+      </w:r>
+      <w:bookmarkEnd w:id="1"/>
+    </w:p>
+    <w:p>
+      <w:pPr>
+        <w:pStyle w:val="ListParagraph"/>
+        <w:numPr>
+          <w:ilvl w:val="0"/>
+          <w:numId w:val="1"/>
+        </w:numPr>
+        <w:bidi w:val="false"/>
+        <w:spacing w:after="60" w:before="60"/>
+      </w:pPr>
+      <w:r>
+        <w:rPr>
+          <w:rFonts w:ascii="Aptos" w:cs="Aptos" w:eastAsia="Aptos" w:hAnsi="Aptos"/>
+          <w:color w:val="000000"/>
+          <w:sz w:val="24"/>
+          <w:szCs w:val="24"/>
+          <w:rtl w:val="false"/>
+        </w:rPr>
+        <w:t xml:space="preserve">Investigated API and query bottlenecks, reducing average API response times by 30%.</w:t>
+      </w:r>
+    </w:p>
+    <w:p>
+      <w:pPr>
+        <w:pStyle w:val="ListParagraph"/>
+        <w:numPr>
+          <w:ilvl w:val="0"/>
+          <w:numId w:val="1"/>
+        </w:numPr>
+        <w:bidi w:val="false"/>
+        <w:spacing w:after="60" w:before="60"/>
+      </w:pPr>
+      <w:r>
+        <w:rPr>
+          <w:rFonts w:ascii="Aptos" w:cs="Aptos" w:eastAsia="Aptos" w:hAnsi="Aptos"/>
+          <w:color w:val="000000"/>
+          <w:sz w:val="24"/>
+          <w:szCs w:val="24"/>
+          <w:rtl w:val="false"/>
+        </w:rPr>
+        <w:t xml:space="preserve">Migrated managed services from ECS to Kubernetes with Helm, GitHub Actions, and ArgoCD, contributing to 30% cost reduction and over 20% performance improvement.</w:t>
+      </w:r>
+    </w:p>
+    <w:p>
+      <w:pPr>
+        <w:pStyle w:val="ListParagraph"/>
+        <w:numPr>
+          <w:ilvl w:val="0"/>
+          <w:numId w:val="1"/>
+        </w:numPr>
+        <w:bidi w:val="false"/>
+        <w:spacing w:after="60" w:before="60"/>
+      </w:pPr>
+      <w:r>
+        <w:rPr>
+          <w:rFonts w:ascii="Aptos" w:cs="Aptos" w:eastAsia="Aptos" w:hAnsi="Aptos"/>
+          <w:color w:val="000000"/>
+          <w:sz w:val="24"/>
+          <w:szCs w:val="24"/>
+          <w:rtl w:val="false"/>
+        </w:rPr>
+        <w:t xml:space="preserve">Developed a Laravel/Symfony product-wide logger package for interservice communication.</w:t>
+      </w:r>
+    </w:p>
+    <w:p>
+      <w:pPr>
+        <w:pStyle w:val="ListParagraph"/>
+        <w:numPr>
+          <w:ilvl w:val="0"/>
+          <w:numId w:val="1"/>
+        </w:numPr>
+        <w:bidi w:val="false"/>
+        <w:spacing w:after="60" w:before="60"/>
+      </w:pPr>
+      <w:r>
+        <w:rPr>
+          <w:rFonts w:ascii="Aptos" w:cs="Aptos" w:eastAsia="Aptos" w:hAnsi="Aptos"/>
+          <w:color w:val="000000"/>
+          <w:sz w:val="24"/>
+          <w:szCs w:val="24"/>
+          <w:rtl w:val="false"/>
+        </w:rPr>
+        <w:t xml:space="preserve">Built CI/CD pipelines that cut feature-delivery time by about 70%.</w:t>
+      </w:r>
+    </w:p>
+    <w:p>
+      <w:pPr>
+        <w:pStyle w:val="ListParagraph"/>
+        <w:numPr>
+          <w:ilvl w:val="0"/>
+          <w:numId w:val="1"/>
+        </w:numPr>
+        <w:bidi w:val="false"/>
+        <w:spacing w:after="60" w:before="60"/>
+      </w:pPr>
+      <w:r>
+        <w:rPr>
+          <w:rFonts w:ascii="Aptos" w:cs="Aptos" w:eastAsia="Aptos" w:hAnsi="Aptos"/>
+          <w:color w:val="000000"/>
+          <w:sz w:val="24"/>
+          <w:szCs w:val="24"/>
+          <w:rtl w:val="false"/>
+        </w:rPr>
+        <w:t xml:space="preserve">Reduced peak main-database workload to 65% and improved production stability.</w:t>
+      </w:r>
+    </w:p>
+    <w:p>
+      <w:pPr>
+        <w:pStyle w:val="ListParagraph"/>
+        <w:numPr>
+          <w:ilvl w:val="0"/>
+          <w:numId w:val="1"/>
+        </w:numPr>
+        <w:bidi w:val="false"/>
+        <w:spacing w:after="60" w:before="60"/>
+      </w:pPr>
+      <w:r>
+        <w:rPr>
+          <w:rFonts w:ascii="Aptos" w:cs="Aptos" w:eastAsia="Aptos" w:hAnsi="Aptos"/>
+          <w:color w:val="000000"/>
+          <w:sz w:val="24"/>
+          <w:szCs w:val="24"/>
+          <w:rtl w:val="false"/>
+        </w:rPr>
+        <w:t xml:space="preserve">Planned work and technical interviews as a Technical Lead, increasing feature delivery by approximately 20%.
+Technologies: PHP, Laravel, Symfony, MySQL, Elasticsearch, RabbitMQ, AWS, Kubernetes, Helm, GitHub Actions, ArgoCD, Prometheus.</w:t>
+      </w:r>
+    </w:p>
+    <w:p>
+      <w:pPr>
+        <w:pStyle w:val="3"/>
+        <w:pStyle w:val="Heading3"/>
+        <w:bidi w:val="false"/>
+        <w:spacing w:after="120" w:before="240"/>
+      </w:pPr>
+      <w:bookmarkStart w:name="_Toc_Hyprr_Technical_Lead_November_2019_Janua_8" w:id="1"/>
+      <w:r>
+        <w:rPr>
+          <w:rFonts w:ascii="Aptos" w:cs="Aptos" w:eastAsia="Aptos" w:hAnsi="Aptos"/>
+          <w:color w:val="000000"/>
+          <w:sz w:val="24"/>
+          <w:szCs w:val="24"/>
+          <w:rtl w:val="false"/>
+        </w:rPr>
+        <w:t xml:space="preserve">Hyprr — Technical Lead | November 2019 – January 2021</w:t>
+      </w:r>
+      <w:bookmarkEnd w:id="1"/>
+    </w:p>
+    <w:p>
+      <w:pPr>
+        <w:pStyle w:val="ListParagraph"/>
+        <w:numPr>
+          <w:ilvl w:val="0"/>
+          <w:numId w:val="1"/>
+        </w:numPr>
+        <w:bidi w:val="false"/>
+        <w:spacing w:after="60" w:before="60"/>
+      </w:pPr>
+      <w:r>
+        <w:rPr>
+          <w:rFonts w:ascii="Aptos" w:cs="Aptos" w:eastAsia="Aptos" w:hAnsi="Aptos"/>
+          <w:color w:val="000000"/>
+          <w:sz w:val="24"/>
+          <w:szCs w:val="24"/>
+          <w:rtl w:val="false"/>
+        </w:rPr>
+        <w:t xml:space="preserve">Led backend delivery from prototype to closed beta in under six months.</w:t>
+      </w:r>
+    </w:p>
+    <w:p>
+      <w:pPr>
+        <w:pStyle w:val="ListParagraph"/>
+        <w:numPr>
+          <w:ilvl w:val="0"/>
+          <w:numId w:val="1"/>
+        </w:numPr>
+        <w:bidi w:val="false"/>
+        <w:spacing w:after="60" w:before="60"/>
+      </w:pPr>
+      <w:r>
+        <w:rPr>
+          <w:rFonts w:ascii="Aptos" w:cs="Aptos" w:eastAsia="Aptos" w:hAnsi="Aptos"/>
+          <w:color w:val="000000"/>
+          <w:sz w:val="24"/>
+          <w:szCs w:val="24"/>
+          <w:rtl w:val="false"/>
+        </w:rPr>
+        <w:t xml:space="preserve">Worked with the CTO on technical planning, microservice and serverless architecture, CI/CD, and serviceability.</w:t>
+      </w:r>
+    </w:p>
+    <w:p>
+      <w:pPr>
+        <w:pStyle w:val="ListParagraph"/>
+        <w:numPr>
+          <w:ilvl w:val="0"/>
+          <w:numId w:val="1"/>
+        </w:numPr>
+        <w:bidi w:val="false"/>
+        <w:spacing w:after="60" w:before="60"/>
+      </w:pPr>
+      <w:r>
+        <w:rPr>
+          <w:rFonts w:ascii="Aptos" w:cs="Aptos" w:eastAsia="Aptos" w:hAnsi="Aptos"/>
+          <w:color w:val="000000"/>
+          <w:sz w:val="24"/>
+          <w:szCs w:val="24"/>
+          <w:rtl w:val="false"/>
+        </w:rPr>
+        <w:t xml:space="preserve">Directly managed ten developers and aligned delivery with product and technical stakeholders.
+Technologies: PHP, Go, Laravel, MySQL, AWS, Kubernetes, microservices, CI/CD.</w:t>
+      </w:r>
+    </w:p>
+    <w:p>
+      <w:pPr>
+        <w:pStyle w:val="3"/>
+        <w:pStyle w:val="Heading3"/>
+        <w:bidi w:val="false"/>
+        <w:spacing w:after="120" w:before="240"/>
+      </w:pPr>
+      <w:bookmarkStart w:name="_Toc_PDFfiller_Technical_Lead_October_2016_De_9" w:id="1"/>
+      <w:r>
+        <w:rPr>
+          <w:rFonts w:ascii="Aptos" w:cs="Aptos" w:eastAsia="Aptos" w:hAnsi="Aptos"/>
+          <w:color w:val="000000"/>
+          <w:sz w:val="24"/>
+          <w:szCs w:val="24"/>
+          <w:rtl w:val="false"/>
+        </w:rPr>
+        <w:t xml:space="preserve">PDFfiller — Technical Lead | October 2016 – December 2018</w:t>
+      </w:r>
+      <w:bookmarkEnd w:id="1"/>
+    </w:p>
+    <w:p>
+      <w:pPr>
+        <w:pStyle w:val="ListParagraph"/>
+        <w:numPr>
+          <w:ilvl w:val="0"/>
+          <w:numId w:val="1"/>
+        </w:numPr>
+        <w:bidi w:val="false"/>
+        <w:spacing w:after="60" w:before="60"/>
+      </w:pPr>
+      <w:r>
+        <w:rPr>
+          <w:rFonts w:ascii="Aptos" w:cs="Aptos" w:eastAsia="Aptos" w:hAnsi="Aptos"/>
+          <w:color w:val="000000"/>
+          <w:sz w:val="24"/>
+          <w:szCs w:val="24"/>
+          <w:rtl w:val="false"/>
+        </w:rPr>
+        <w:t xml:space="preserve">Led five backend engineers building a transactional-email service handling around 50 million messages per month.</w:t>
+      </w:r>
+    </w:p>
+    <w:p>
+      <w:pPr>
+        <w:pStyle w:val="ListParagraph"/>
+        <w:numPr>
+          <w:ilvl w:val="0"/>
+          <w:numId w:val="1"/>
+        </w:numPr>
+        <w:bidi w:val="false"/>
+        <w:spacing w:after="60" w:before="60"/>
+      </w:pPr>
+      <w:r>
+        <w:rPr>
+          <w:rFonts w:ascii="Aptos" w:cs="Aptos" w:eastAsia="Aptos" w:hAnsi="Aptos"/>
+          <w:color w:val="000000"/>
+          <w:sz w:val="24"/>
+          <w:szCs w:val="24"/>
+          <w:rtl w:val="false"/>
+        </w:rPr>
+        <w:t xml:space="preserve">Expanded service capacity by 400% and led delivery through BFCM periods with more than 10x traffic growth.</w:t>
+      </w:r>
+    </w:p>
+    <w:p>
+      <w:pPr>
+        <w:pStyle w:val="ListParagraph"/>
+        <w:numPr>
+          <w:ilvl w:val="0"/>
+          <w:numId w:val="1"/>
+        </w:numPr>
+        <w:bidi w:val="false"/>
+        <w:spacing w:after="60" w:before="60"/>
+      </w:pPr>
+      <w:r>
+        <w:rPr>
+          <w:rFonts w:ascii="Aptos" w:cs="Aptos" w:eastAsia="Aptos" w:hAnsi="Aptos"/>
+          <w:color w:val="000000"/>
+          <w:sz w:val="24"/>
+          <w:szCs w:val="24"/>
+          <w:rtl w:val="false"/>
+        </w:rPr>
+        <w:t xml:space="preserve">Made technical decisions around email infrastructure and production reliability.
+Technologies: PHP, Laravel, MySQL, Elasticsearch, RabbitMQ, AWS, DNS, DKIM, SPF, DMARC.</w:t>
+      </w:r>
+    </w:p>
+    <w:p>
+      <w:pPr>
+        <w:pStyle w:val="2"/>
+        <w:pStyle w:val="Heading2"/>
+        <w:bidi w:val="false"/>
+        <w:spacing w:after="120" w:before="240"/>
+      </w:pPr>
+      <w:bookmarkStart w:name="_Toc_Education_10" w:id="1"/>
+      <w:r>
+        <w:rPr>
+          <w:rFonts w:ascii="Aptos" w:cs="Aptos" w:eastAsia="Aptos" w:hAnsi="Aptos"/>
+          <w:color w:val="000000"/>
+          <w:sz w:val="28"/>
+          <w:szCs w:val="28"/>
+          <w:rtl w:val="false"/>
+        </w:rPr>
+        <w:t xml:space="preserve">Education</w:t>
+      </w:r>
+      <w:bookmarkEnd w:id="1"/>
+    </w:p>
+    <w:p>
+      <w:pPr>
         <w:bidi w:val="false"/>
         <w:spacing w:after="120" w:before="120" w:line="259.20000000000005"/>
         <w:jc w:val="left"/>
@@ -150,7 +1077,7 @@
           <w:szCs w:val="24"/>
           <w:rtl w:val="false"/>
         </w:rPr>
-        <w:t xml:space="preserve">PHP, Laravel, Symfony, Go, MySQL, PostgreSQL, REST APIs, AWS, Kubernetes, RabbitMQ, Elasticsearch, GitHub Actions, Helm, ArgoCD, monitoring.</w:t>
+        <w:t xml:space="preserve">MSc in Computer Science, National Technical University, Kharkiv, Ukraine | 2003 – 2008</w:t>
       </w:r>
     </w:p>
     <w:p>
@@ -160,7 +1087,7 @@
         <w:bidi w:val="false"/>
         <w:spacing w:after="120" w:before="240"/>
       </w:pPr>
-      <w:bookmarkStart w:name="_Toc_Experience_4" w:id="1"/>
+      <w:bookmarkStart w:name="_Toc_Languages_11" w:id="1"/>
       <w:r>
         <w:rPr>
           <w:rFonts w:ascii="Aptos" w:cs="Aptos" w:eastAsia="Aptos" w:hAnsi="Aptos"/>
@@ -169,27 +1096,7 @@
           <w:szCs w:val="28"/>
           <w:rtl w:val="false"/>
         </w:rPr>
-        <w:t xml:space="preserve">Experience</w:t>
-      </w:r>
-      <w:bookmarkEnd w:id="1"/>
-    </w:p>
-    <w:p>
-      <w:pPr>
-        <w:pStyle w:val="3"/>
-        <w:pStyle w:val="Heading3"/>
-        <w:bidi w:val="false"/>
-        <w:spacing w:after="120" w:before="240"/>
-      </w:pPr>
-      <w:bookmarkStart w:name="_Toc_Simplelife_Software_Developer_5" w:id="1"/>
-      <w:r>
-        <w:rPr>
-          <w:rFonts w:ascii="Aptos" w:cs="Aptos" w:eastAsia="Aptos" w:hAnsi="Aptos"/>
-          <w:color w:val="000000"/>
-          <w:sz w:val="24"/>
-          <w:szCs w:val="24"/>
-          <w:rtl w:val="false"/>
-        </w:rPr>
-        <w:t xml:space="preserve">Simple.life — Software Developer</w:t>
+        <w:t xml:space="preserve">Languages</w:t>
       </w:r>
       <w:bookmarkEnd w:id="1"/>
     </w:p>
@@ -207,339 +1114,7 @@
           <w:szCs w:val="24"/>
           <w:rtl w:val="false"/>
         </w:rPr>
-        <w:t xml:space="preserve">November 2023 – July 2026</w:t>
-      </w:r>
-    </w:p>
-    <w:p>
-      <w:pPr>
-        <w:pStyle w:val="ListParagraph"/>
-        <w:numPr>
-          <w:ilvl w:val="0"/>
-          <w:numId w:val="1"/>
-        </w:numPr>
-        <w:bidi w:val="false"/>
-        <w:spacing w:after="60" w:before="60"/>
-      </w:pPr>
-      <w:r>
-        <w:rPr>
-          <w:rFonts w:ascii="Aptos" w:cs="Aptos" w:eastAsia="Aptos" w:hAnsi="Aptos"/>
-          <w:color w:val="000000"/>
-          <w:sz w:val="24"/>
-          <w:szCs w:val="24"/>
-          <w:rtl w:val="false"/>
-        </w:rPr>
-        <w:t xml:space="preserve">Owned backend automation integrating customer systems and internal services with resilient message delivery.
-Technologies: Go, REST APIs, Zendesk, Intercom, monitoring.</w:t>
-      </w:r>
-    </w:p>
-    <w:p>
-      <w:pPr>
-        <w:pStyle w:val="3"/>
-        <w:pStyle w:val="Heading3"/>
-        <w:bidi w:val="false"/>
-        <w:spacing w:after="120" w:before="240"/>
-      </w:pPr>
-      <w:bookmarkStart w:name="_Toc_CRURATED_PHP_Software_Developer_concurre_6" w:id="1"/>
-      <w:r>
-        <w:rPr>
-          <w:rFonts w:ascii="Aptos" w:cs="Aptos" w:eastAsia="Aptos" w:hAnsi="Aptos"/>
-          <w:color w:val="000000"/>
-          <w:sz w:val="24"/>
-          <w:szCs w:val="24"/>
-          <w:rtl w:val="false"/>
-        </w:rPr>
-        <w:t xml:space="preserve">CRURATED — PHP Software Developer, concurrent part-time consulting engagement</w:t>
-      </w:r>
-      <w:bookmarkEnd w:id="1"/>
-    </w:p>
-    <w:p>
-      <w:pPr>
-        <w:bidi w:val="false"/>
-        <w:spacing w:after="120" w:before="120" w:line="259.20000000000005"/>
-        <w:jc w:val="left"/>
-      </w:pPr>
-      <w:r>
-        <w:rPr>
-          <w:rFonts w:ascii="Aptos" w:cs="Aptos" w:eastAsia="Aptos" w:hAnsi="Aptos"/>
-          <w:color w:val="000000"/>
-          <w:sz w:val="24"/>
-          <w:szCs w:val="24"/>
-          <w:rtl w:val="false"/>
-        </w:rPr>
-        <w:t xml:space="preserve">August 2024 – January 2026</w:t>
-      </w:r>
-    </w:p>
-    <w:p>
-      <w:pPr>
-        <w:pStyle w:val="ListParagraph"/>
-        <w:numPr>
-          <w:ilvl w:val="0"/>
-          <w:numId w:val="1"/>
-        </w:numPr>
-        <w:bidi w:val="false"/>
-        <w:spacing w:after="60" w:before="60"/>
-      </w:pPr>
-      <w:r>
-        <w:rPr>
-          <w:rFonts w:ascii="Aptos" w:cs="Aptos" w:eastAsia="Aptos" w:hAnsi="Aptos"/>
-          <w:color w:val="000000"/>
-          <w:sz w:val="24"/>
-          <w:szCs w:val="24"/>
-          <w:rtl w:val="false"/>
-        </w:rPr>
-        <w:t xml:space="preserve">Architected event analytics routing with versioned schemas, retries, and observability.
-Technologies: PHP, AWS EventBridge, queues, webhooks, S3, observability.</w:t>
-      </w:r>
-    </w:p>
-    <w:p>
-      <w:pPr>
-        <w:pStyle w:val="3"/>
-        <w:pStyle w:val="Heading3"/>
-        <w:bidi w:val="false"/>
-        <w:spacing w:after="120" w:before="240"/>
-      </w:pPr>
-      <w:bookmarkStart w:name="_Toc_airSlate_Senior_Software_Developer_Techn_7" w:id="1"/>
-      <w:r>
-        <w:rPr>
-          <w:rFonts w:ascii="Aptos" w:cs="Aptos" w:eastAsia="Aptos" w:hAnsi="Aptos"/>
-          <w:color w:val="000000"/>
-          <w:sz w:val="24"/>
-          <w:szCs w:val="24"/>
-          <w:rtl w:val="false"/>
-        </w:rPr>
-        <w:t xml:space="preserve">airSlate — Senior Software Developer / Technical Lead</w:t>
-      </w:r>
-      <w:bookmarkEnd w:id="1"/>
-    </w:p>
-    <w:p>
-      <w:pPr>
-        <w:bidi w:val="false"/>
-        <w:spacing w:after="120" w:before="120" w:line="259.20000000000005"/>
-        <w:jc w:val="left"/>
-      </w:pPr>
-      <w:r>
-        <w:rPr>
-          <w:rFonts w:ascii="Aptos" w:cs="Aptos" w:eastAsia="Aptos" w:hAnsi="Aptos"/>
-          <w:color w:val="000000"/>
-          <w:sz w:val="24"/>
-          <w:szCs w:val="24"/>
-          <w:rtl w:val="false"/>
-        </w:rPr>
-        <w:t xml:space="preserve">February 2021 – August 2023</w:t>
-      </w:r>
-    </w:p>
-    <w:p>
-      <w:pPr>
-        <w:pStyle w:val="ListParagraph"/>
-        <w:numPr>
-          <w:ilvl w:val="0"/>
-          <w:numId w:val="1"/>
-        </w:numPr>
-        <w:bidi w:val="false"/>
-        <w:spacing w:after="60" w:before="60"/>
-      </w:pPr>
-      <w:r>
-        <w:rPr>
-          <w:rFonts w:ascii="Aptos" w:cs="Aptos" w:eastAsia="Aptos" w:hAnsi="Aptos"/>
-          <w:color w:val="000000"/>
-          <w:sz w:val="24"/>
-          <w:szCs w:val="24"/>
-          <w:rtl w:val="false"/>
-        </w:rPr>
-        <w:t xml:space="preserve">Optimized database and API performance, migrated services to Kubernetes, and delivered PHP framework tooling and CI/CD.
-Technologies: PHP, Laravel, Symfony, MySQL, Elasticsearch, RabbitMQ, AWS, Kubernetes, Helm, ArgoCD, Prometheus.</w:t>
-      </w:r>
-    </w:p>
-    <w:p>
-      <w:pPr>
-        <w:pStyle w:val="3"/>
-        <w:pStyle w:val="Heading3"/>
-        <w:bidi w:val="false"/>
-        <w:spacing w:after="120" w:before="240"/>
-      </w:pPr>
-      <w:bookmarkStart w:name="_Toc_Hyprr_Technical_Lead_8" w:id="1"/>
-      <w:r>
-        <w:rPr>
-          <w:rFonts w:ascii="Aptos" w:cs="Aptos" w:eastAsia="Aptos" w:hAnsi="Aptos"/>
-          <w:color w:val="000000"/>
-          <w:sz w:val="24"/>
-          <w:szCs w:val="24"/>
-          <w:rtl w:val="false"/>
-        </w:rPr>
-        <w:t xml:space="preserve">Hyprr — Technical Lead</w:t>
-      </w:r>
-      <w:bookmarkEnd w:id="1"/>
-    </w:p>
-    <w:p>
-      <w:pPr>
-        <w:bidi w:val="false"/>
-        <w:spacing w:after="120" w:before="120" w:line="259.20000000000005"/>
-        <w:jc w:val="left"/>
-      </w:pPr>
-      <w:r>
-        <w:rPr>
-          <w:rFonts w:ascii="Aptos" w:cs="Aptos" w:eastAsia="Aptos" w:hAnsi="Aptos"/>
-          <w:color w:val="000000"/>
-          <w:sz w:val="24"/>
-          <w:szCs w:val="24"/>
-          <w:rtl w:val="false"/>
-        </w:rPr>
-        <w:t xml:space="preserve">November 2019 – January 2021</w:t>
-      </w:r>
-    </w:p>
-    <w:p>
-      <w:pPr>
-        <w:pStyle w:val="ListParagraph"/>
-        <w:numPr>
-          <w:ilvl w:val="0"/>
-          <w:numId w:val="1"/>
-        </w:numPr>
-        <w:bidi w:val="false"/>
-        <w:spacing w:after="60" w:before="60"/>
-      </w:pPr>
-      <w:r>
-        <w:rPr>
-          <w:rFonts w:ascii="Aptos" w:cs="Aptos" w:eastAsia="Aptos" w:hAnsi="Aptos"/>
-          <w:color w:val="000000"/>
-          <w:sz w:val="24"/>
-          <w:szCs w:val="24"/>
-          <w:rtl w:val="false"/>
-        </w:rPr>
-        <w:t xml:space="preserve">Led backend delivery from prototype to closed beta in under six months.
-Technologies: PHP, Go, Laravel, MySQL, AWS, Kubernetes, microservices.</w:t>
-      </w:r>
-    </w:p>
-    <w:p>
-      <w:pPr>
-        <w:pStyle w:val="3"/>
-        <w:pStyle w:val="Heading3"/>
-        <w:bidi w:val="false"/>
-        <w:spacing w:after="120" w:before="240"/>
-      </w:pPr>
-      <w:bookmarkStart w:name="_Toc_PDFfiller_Technical_Lead_9" w:id="1"/>
-      <w:r>
-        <w:rPr>
-          <w:rFonts w:ascii="Aptos" w:cs="Aptos" w:eastAsia="Aptos" w:hAnsi="Aptos"/>
-          <w:color w:val="000000"/>
-          <w:sz w:val="24"/>
-          <w:szCs w:val="24"/>
-          <w:rtl w:val="false"/>
-        </w:rPr>
-        <w:t xml:space="preserve">PDFfiller — Technical Lead</w:t>
-      </w:r>
-      <w:bookmarkEnd w:id="1"/>
-    </w:p>
-    <w:p>
-      <w:pPr>
-        <w:bidi w:val="false"/>
-        <w:spacing w:after="120" w:before="120" w:line="259.20000000000005"/>
-        <w:jc w:val="left"/>
-      </w:pPr>
-      <w:r>
-        <w:rPr>
-          <w:rFonts w:ascii="Aptos" w:cs="Aptos" w:eastAsia="Aptos" w:hAnsi="Aptos"/>
-          <w:color w:val="000000"/>
-          <w:sz w:val="24"/>
-          <w:szCs w:val="24"/>
-          <w:rtl w:val="false"/>
-        </w:rPr>
-        <w:t xml:space="preserve">October 2016 – December 2018</w:t>
-      </w:r>
-    </w:p>
-    <w:p>
-      <w:pPr>
-        <w:pStyle w:val="ListParagraph"/>
-        <w:numPr>
-          <w:ilvl w:val="0"/>
-          <w:numId w:val="1"/>
-        </w:numPr>
-        <w:bidi w:val="false"/>
-        <w:spacing w:after="60" w:before="60"/>
-      </w:pPr>
-      <w:r>
-        <w:rPr>
-          <w:rFonts w:ascii="Aptos" w:cs="Aptos" w:eastAsia="Aptos" w:hAnsi="Aptos"/>
-          <w:color w:val="000000"/>
-          <w:sz w:val="24"/>
-          <w:szCs w:val="24"/>
-          <w:rtl w:val="false"/>
-        </w:rPr>
-        <w:t xml:space="preserve">Led a five-engineer backend team for a transactional email service operating around 50 million emails monthly.
-Technologies: PHP, Laravel, MySQL, Elasticsearch, RabbitMQ, AWS, DNS, DKIM, SPF, DMARC.</w:t>
-      </w:r>
-    </w:p>
-    <w:p>
-      <w:pPr>
-        <w:pStyle w:val="2"/>
-        <w:pStyle w:val="Heading2"/>
-        <w:bidi w:val="false"/>
-        <w:spacing w:after="120" w:before="240"/>
-      </w:pPr>
-      <w:bookmarkStart w:name="_Toc_Education_10" w:id="1"/>
-      <w:r>
-        <w:rPr>
-          <w:rFonts w:ascii="Aptos" w:cs="Aptos" w:eastAsia="Aptos" w:hAnsi="Aptos"/>
-          <w:color w:val="000000"/>
-          <w:sz w:val="28"/>
-          <w:szCs w:val="28"/>
-          <w:rtl w:val="false"/>
-        </w:rPr>
-        <w:t xml:space="preserve">Education</w:t>
-      </w:r>
-      <w:bookmarkEnd w:id="1"/>
-    </w:p>
-    <w:p>
-      <w:pPr>
-        <w:bidi w:val="false"/>
-        <w:spacing w:after="120" w:before="120" w:line="259.20000000000005"/>
-        <w:jc w:val="left"/>
-      </w:pPr>
-      <w:r>
-        <w:rPr>
-          <w:rFonts w:ascii="Aptos" w:cs="Aptos" w:eastAsia="Aptos" w:hAnsi="Aptos"/>
-          <w:color w:val="000000"/>
-          <w:sz w:val="24"/>
-          <w:szCs w:val="24"/>
-          <w:rtl w:val="false"/>
-        </w:rPr>
-        <w:t xml:space="preserve">MSc in Computer Science, National Technical University, Kharkiv, 2003–2008</w:t>
-      </w:r>
-    </w:p>
-    <w:p>
-      <w:pPr>
-        <w:pStyle w:val="2"/>
-        <w:pStyle w:val="Heading2"/>
-        <w:bidi w:val="false"/>
-        <w:spacing w:after="120" w:before="240"/>
-      </w:pPr>
-      <w:bookmarkStart w:name="_Toc_Languages_11" w:id="1"/>
-      <w:r>
-        <w:rPr>
-          <w:rFonts w:ascii="Aptos" w:cs="Aptos" w:eastAsia="Aptos" w:hAnsi="Aptos"/>
-          <w:color w:val="000000"/>
-          <w:sz w:val="28"/>
-          <w:szCs w:val="28"/>
-          <w:rtl w:val="false"/>
-        </w:rPr>
-        <w:t xml:space="preserve">Languages</w:t>
-      </w:r>
-      <w:bookmarkEnd w:id="1"/>
-    </w:p>
-    <w:p>
-      <w:pPr>
-        <w:bidi w:val="false"/>
-        <w:spacing w:after="120" w:before="120" w:line="259.20000000000005"/>
-        <w:jc w:val="left"/>
-      </w:pPr>
-      <w:r>
-        <w:rPr>
-          <w:rFonts w:ascii="Aptos" w:cs="Aptos" w:eastAsia="Aptos" w:hAnsi="Aptos"/>
-          <w:color w:val="000000"/>
-          <w:sz w:val="24"/>
-          <w:szCs w:val="24"/>
-          <w:rtl w:val="false"/>
-        </w:rPr>
-        <w:t xml:space="preserve">Ukrainian (native); English (upper-intermediate / professional working).</w:t>
+        <w:t xml:space="preserve">Ukrainian — native; English — professional working proficiency.</w:t>
       </w:r>
     </w:p>
     <w:sectPr>
